--- a/outputs/mrv-operational-documents/biochar-cement-substitution/Biochar_Cement_Substitution_Implementation_Brief.docx
+++ b/outputs/mrv-operational-documents/biochar-cement-substitution/Biochar_Cement_Substitution_Implementation_Brief.docx
@@ -1415,7 +1415,8 @@
         <w:t>Pilot Crediting Edge Case</w:t>
       </w:r>
       <w:r>
-        <w:t>. Need to confirm how the “predict and adjust” will work for char going into the first Pilot since there’s no kiln data to base an estimate on. Going to propose substitution of equivalent heating value. There’s some chance that they’ll push for some level of uncertainty discount here, but ultimately that’s not worth blocking progress about.</w:t>
+        <w:rPr/>
+        <w:t>. Two angles to manage. (1) Avoided-emissions estimate basis. No kiln data exists at first pilot, so propose substitution at equivalent heating value as the estimating basis. Isometric may push for an uncertainty discount on this, not worth blocking progress on. (2) Inventory selection tradeoff. Char drawn from PPs whose bio-oil has already been externally claimed under Procedure 4 cannot capture the substitution benefit because the PP CI is locked. Scenario-3 logic fires at activation, the char forfeits its CDR allocation, and a bio-oil RP penalty triggers if avoided emissions are less than the char’s mass-balance allocated share. Char drawn from PPs whose bio-oil has not yet been externally claimed gets full Procedure 3 treatment at first external claim, with the full substitution benefit captured. Bias pilot inventory toward not-yet-claimed PPs where operationally feasible, and use legacy already-claimed char only when unavoidable. The “PP close” reference point for predict-and-adjust is the moment of external claim (inclusion in a verified GHG statement), not internal accounting close.</w:t>
       </w:r>
     </w:p>
     <w:p>
